--- a/paper/revised_manuscript_track_changes_claude.docx
+++ b/paper/revised_manuscript_track_changes_claude.docx
@@ -586,7 +586,7 @@
             <w:sz w:val="24"/>
             <w:szCs w:val="24"/>
           </w:rPr>
-          <w:t xml:space="preserve"> While elevated [CO2] projected for mid-century (~540 ppm) can partially offset heat-induced yield losses (Ainsworth et al., 2002; Kothari et al., 2022), it is unlikely to fully compensate without complementary agronomic adaptation.</w:t>
+          <w:t xml:space="preserve"> While elevated [CO2] projected for mid-century (~540 ppm) can partially offset heat-induced yield losses (Ainsworth et al., 2002; Kothari et al., 2022), it is unlikely to fully compensate without complementary agronomic adaptation (Thornton et al., 2014).</w:t>
         </w:r>
       </w:ins>
     </w:p>

--- a/paper/revised_manuscript_track_changes_claude.docx
+++ b/paper/revised_manuscript_track_changes_claude.docx
@@ -2049,7 +2049,26 @@
           <w:sz w:val="24"/>
           <w:szCs w:val="24"/>
         </w:rPr>
-        <w:t>. The standalone strategy of using a late-maturing cultivar under a 2°C temperature increase yielded median yields comparable to the historical baseline. This practice increased yields in 61% of the 4,651 fields simulated, particularly those located in the central-north region (Figure S5). Early sowing increased yields in 22% of the fields, mostly located in the Northeast region, compared to the 2°C temperature increase scenario. Elevated [CO</w:t>
+        <w:t xml:space="preserve">. The standalone strategy of using a late-maturing cultivar under a 2°C temperature increase yielded median yields comparable to the historical baseline. This practice increased yields in 61% of the 4,651 fields simulated, particularly those located in the central-north region (Figure S5). Early sowing increased yields in 22% of the fields, mostly located in the Northeast region, compared to the 2°C temperature increase scenario. </w:t>
+      </w:r>
+      <w:ins w:id="200" w:author="Claude" w:date="2026-06-09T00:00:00Z">
+        <w:r>
+          <w:rPr>
+            <w:rFonts w:ascii="Times New Roman" w:hAnsi="Times New Roman" w:cs="Times New Roman"/>
+            <w:color w:val="000000" w:themeColor="text1"/>
+            <w:sz w:val="24"/>
+            <w:szCs w:val="24"/>
+          </w:rPr>
+          <w:t xml:space="preserve"> The combined strategy extended the mean seed-filling period by 13 days compared to the +2°C scenario without adaptation (57 vs. 44 days), with standalone maturity group shift and early sowing extending it by 4 and 8 days, respectively.</w:t>
+        </w:r>
+      </w:ins>
+      <w:r>
+        <w:rPr>
+          <w:rFonts w:ascii="Times New Roman" w:hAnsi="Times New Roman" w:cs="Times New Roman"/>
+          <w:sz w:val="24"/>
+          <w:szCs w:val="24"/>
+        </w:rPr>
+        <w:t xml:space="preserve">Elevated [CO</w:t>
       </w:r>
       <w:r>
         <w:rPr>
